--- a/70_用户信息/个人简历/王永成简历.docx
+++ b/70_用户信息/个人简历/王永成简历.docx
@@ -206,7 +206,36 @@
                 <w:color w:val="EEF5FF"/>
                 <w:sz w:val="16"/>
               </w:rPr>
-              <w:t>技术美术（程序向）</w:t>
+              <w:t>技术美术（程序向</w:t>
+            </w:r>
+            <w:r>
+              <w:rPr>
+                <w:rFonts w:hint="eastAsia"/>
+                <w:b w:val="0"/>
+                <w:color w:val="EEF5FF"/>
+                <w:sz w:val="16"/>
+                <w:lang w:eastAsia="zh-CN"/>
+              </w:rPr>
+              <w:t>、</w:t>
+            </w:r>
+            <w:r>
+              <w:rPr>
+                <w:rFonts w:hint="eastAsia"/>
+                <w:b w:val="0"/>
+                <w:color w:val="EEF5FF"/>
+                <w:sz w:val="16"/>
+                <w:lang w:val="en-US" w:eastAsia="zh-CN"/>
+              </w:rPr>
+              <w:t>渲染向</w:t>
+            </w:r>
+            <w:r>
+              <w:rPr>
+                <w:rFonts w:ascii="等线" w:hAnsi="等线" w:eastAsia="等线"/>
+                <w:b w:val="0"/>
+                <w:color w:val="EEF5FF"/>
+                <w:sz w:val="16"/>
+              </w:rPr>
+              <w:t>）</w:t>
             </w:r>
           </w:p>
           <w:p>
@@ -408,6 +437,12 @@
             <w:pPr>
               <w:spacing w:before="0" w:after="40" w:line="247" w:lineRule="auto"/>
               <w:ind w:left="260"/>
+              <w:rPr>
+                <w:rFonts w:ascii="等线" w:hAnsi="等线" w:eastAsia="等线"/>
+                <w:b w:val="0"/>
+                <w:color w:val="EEF5FF"/>
+                <w:sz w:val="15"/>
+              </w:rPr>
             </w:pPr>
             <w:r>
               <w:rPr>
@@ -417,6 +452,29 @@
                 <w:sz w:val="15"/>
               </w:rPr>
               <w:t>UGC</w:t>
+            </w:r>
+          </w:p>
+          <w:p>
+            <w:pPr>
+              <w:spacing w:before="0" w:after="40" w:line="247" w:lineRule="auto"/>
+              <w:ind w:left="260"/>
+              <w:rPr>
+                <w:rFonts w:hint="default" w:ascii="等线" w:hAnsi="等线" w:eastAsia="等线"/>
+                <w:b w:val="0"/>
+                <w:color w:val="EEF5FF"/>
+                <w:sz w:val="15"/>
+                <w:lang w:val="en-US" w:eastAsia="zh-CN"/>
+              </w:rPr>
+            </w:pPr>
+            <w:r>
+              <w:rPr>
+                <w:rFonts w:hint="eastAsia"/>
+                <w:b w:val="0"/>
+                <w:color w:val="EEF5FF"/>
+                <w:sz w:val="15"/>
+                <w:lang w:val="en-US" w:eastAsia="zh-CN"/>
+              </w:rPr>
+              <w:t>渲染效果</w:t>
             </w:r>
           </w:p>
           <w:p>
@@ -517,7 +575,7 @@
                 <w:color w:val="6B7788"/>
                 <w:sz w:val="21"/>
               </w:rPr>
-              <w:t>技术美术（程序向） / Unity TA / Pipeline TA / UGC 工具链</w:t>
+              <w:t xml:space="preserve">技术美术 </w:t>
             </w:r>
           </w:p>
           <w:p>
@@ -664,12 +722,13 @@
             </w:pPr>
             <w:r>
               <w:rPr>
-                <w:rFonts w:ascii="等线" w:hAnsi="等线" w:eastAsia="等线"/>
+                <w:rFonts w:hint="eastAsia"/>
                 <w:b/>
                 <w:color w:val="163333"/>
                 <w:sz w:val="21"/>
+                <w:lang w:val="en-US" w:eastAsia="zh-CN"/>
               </w:rPr>
-              <w:t>独立开发者 / Unity 开发 / 技术美术</w:t>
+              <w:t>技术合伙人</w:t>
             </w:r>
             <w:r>
               <w:rPr>
@@ -693,16 +752,23 @@
           <w:p>
             <w:pPr>
               <w:spacing w:before="0" w:after="40" w:line="252" w:lineRule="auto"/>
+              <w:rPr>
+                <w:rFonts w:hint="default"/>
+                <w:lang w:val="en-US"/>
+              </w:rPr>
             </w:pPr>
             <w:r>
               <w:rPr>
-                <w:rFonts w:ascii="等线" w:hAnsi="等线" w:eastAsia="等线"/>
+                <w:rFonts w:hint="eastAsia"/>
                 <w:b/>
                 <w:color w:val="2B6CE5"/>
                 <w:sz w:val="18"/>
+                <w:lang w:val="en-US" w:eastAsia="zh-CN"/>
               </w:rPr>
-              <w:t>独立游戏开发 / 个人工作室创业期</w:t>
+              <w:t>孟诸科技（深圳）有限公司</w:t>
             </w:r>
+            <w:bookmarkStart w:id="0" w:name="_GoBack"/>
+            <w:bookmarkEnd w:id="0"/>
           </w:p>
           <w:p>
             <w:pPr>
@@ -789,7 +855,45 @@
                 <w:color w:val="2B6CE5"/>
                 <w:sz w:val="18"/>
               </w:rPr>
-              <w:t>成都游卡网络科技有限公司（游卡）</w:t>
+              <w:t>成都游</w:t>
+            </w:r>
+            <w:r>
+              <w:rPr>
+                <w:rFonts w:hint="eastAsia"/>
+                <w:b/>
+                <w:color w:val="2B6CE5"/>
+                <w:sz w:val="18"/>
+                <w:lang w:val="en-US" w:eastAsia="zh-CN"/>
+              </w:rPr>
+              <w:t>成</w:t>
+            </w:r>
+            <w:r>
+              <w:rPr>
+                <w:rFonts w:ascii="等线" w:hAnsi="等线" w:eastAsia="等线"/>
+                <w:b/>
+                <w:color w:val="2B6CE5"/>
+                <w:sz w:val="18"/>
+              </w:rPr>
+              <w:t>网络科技有限公司（游卡</w:t>
+            </w:r>
+            <w:r>
+              <w:rPr>
+                <w:rFonts w:hint="eastAsia"/>
+                <w:b/>
+                <w:color w:val="2B6CE5"/>
+                <w:sz w:val="18"/>
+                <w:lang w:val="en-US" w:eastAsia="zh-CN"/>
+              </w:rPr>
+              <w:t>-成都</w:t>
+            </w:r>
+            <w:r>
+              <w:rPr>
+                <w:rFonts w:ascii="等线" w:hAnsi="等线" w:eastAsia="等线"/>
+                <w:b/>
+                <w:color w:val="2B6CE5"/>
+                <w:sz w:val="18"/>
+              </w:rPr>
+              <w:t>）</w:t>
             </w:r>
           </w:p>
           <w:p>
@@ -1382,6 +1486,10 @@
           <w:p>
             <w:pPr>
               <w:spacing w:before="0" w:after="40" w:line="252" w:lineRule="auto"/>
+              <w:rPr>
+                <w:rFonts w:hint="eastAsia" w:eastAsia="等线"/>
+                <w:lang w:eastAsia="zh-CN"/>
+              </w:rPr>
             </w:pPr>
             <w:r>
               <w:rPr>
@@ -1390,7 +1498,56 @@
                 <w:color w:val="2B6CE5"/>
                 <w:sz w:val="18"/>
               </w:rPr>
-              <w:t>成都多益科技有限公司</w:t>
+              <w:t>成都</w:t>
+            </w:r>
+            <w:r>
+              <w:rPr>
+                <w:rFonts w:hint="eastAsia"/>
+                <w:b/>
+                <w:color w:val="2B6CE5"/>
+                <w:sz w:val="18"/>
+                <w:lang w:val="en-US" w:eastAsia="zh-CN"/>
+              </w:rPr>
+              <w:t>益行天下</w:t>
+            </w:r>
+            <w:r>
+              <w:rPr>
+                <w:rFonts w:ascii="等线" w:hAnsi="等线" w:eastAsia="等线"/>
+                <w:b/>
+                <w:color w:val="2B6CE5"/>
+                <w:sz w:val="18"/>
+              </w:rPr>
+              <w:t>科技有限公司</w:t>
+            </w:r>
+            <w:r>
+              <w:rPr>
+                <w:rFonts w:hint="eastAsia"/>
+                <w:b/>
+                <w:color w:val="2B6CE5"/>
+                <w:sz w:val="18"/>
+                <w:lang w:eastAsia="zh-CN"/>
+              </w:rPr>
+              <w:t>（</w:t>
+            </w:r>
+            <w:r>
+              <w:rPr>
+                <w:rFonts w:hint="eastAsia"/>
+                <w:b/>
+                <w:color w:val="2B6CE5"/>
+                <w:sz w:val="18"/>
+                <w:lang w:val="en-US" w:eastAsia="zh-CN"/>
+              </w:rPr>
+              <w:t>多益-成都</w:t>
+            </w:r>
+            <w:r>
+              <w:rPr>
+                <w:rFonts w:hint="eastAsia"/>
+                <w:b/>
+                <w:color w:val="2B6CE5"/>
+                <w:sz w:val="18"/>
+                <w:lang w:eastAsia="zh-CN"/>
+              </w:rPr>
+              <w:t>）</w:t>
             </w:r>
           </w:p>
           <w:p>
@@ -2112,7 +2269,7 @@
     <w:lsdException w:uiPriority="99" w:name="footnote text"/>
     <w:lsdException w:uiPriority="99" w:name="annotation text"/>
     <w:lsdException w:qFormat="1" w:uiPriority="99" w:semiHidden="0" w:name="header"/>
-    <w:lsdException w:uiPriority="99" w:semiHidden="0" w:name="footer"/>
+    <w:lsdException w:qFormat="1" w:uiPriority="99" w:semiHidden="0" w:name="footer"/>
     <w:lsdException w:uiPriority="99" w:name="index heading"/>
     <w:lsdException w:qFormat="1" w:uiPriority="35" w:name="caption"/>
     <w:lsdException w:uiPriority="99" w:name="table of figures"/>
@@ -2228,107 +2385,107 @@
     <w:lsdException w:uiPriority="99" w:name="Table Web 2"/>
     <w:lsdException w:uiPriority="99" w:name="Table Web 3"/>
     <w:lsdException w:uiPriority="99" w:name="Balloon Text"/>
-    <w:lsdException w:unhideWhenUsed="0" w:uiPriority="59" w:semiHidden="0" w:name="Table Grid"/>
+    <w:lsdException w:qFormat="1" w:unhideWhenUsed="0" w:uiPriority="59" w:semiHidden="0" w:name="Table Grid"/>
     <w:lsdException w:uiPriority="99" w:name="Table Theme"/>
     <w:lsdException w:qFormat="1" w:unhideWhenUsed="0" w:uiPriority="1" w:semiHidden="0" w:name="No Spacing"/>
-    <w:lsdException w:unhideWhenUsed="0" w:uiPriority="60" w:semiHidden="0" w:name="Light Shading"/>
+    <w:lsdException w:qFormat="1" w:unhideWhenUsed="0" w:uiPriority="60" w:semiHidden="0" w:name="Light Shading"/>
     <w:lsdException w:unhideWhenUsed="0" w:uiPriority="61" w:semiHidden="0" w:name="Light List"/>
-    <w:lsdException w:unhideWhenUsed="0" w:uiPriority="62" w:semiHidden="0" w:name="Light Grid"/>
-    <w:lsdException w:unhideWhenUsed="0" w:uiPriority="63" w:semiHidden="0" w:name="Medium Shading 1"/>
-    <w:lsdException w:unhideWhenUsed="0" w:uiPriority="64" w:semiHidden="0" w:name="Medium Shading 2"/>
-    <w:lsdException w:unhideWhenUsed="0" w:uiPriority="65" w:semiHidden="0" w:name="Medium List 1"/>
-    <w:lsdException w:unhideWhenUsed="0" w:uiPriority="66" w:semiHidden="0" w:name="Medium List 2"/>
-    <w:lsdException w:unhideWhenUsed="0" w:uiPriority="67" w:semiHidden="0" w:name="Medium Grid 1"/>
-    <w:lsdException w:unhideWhenUsed="0" w:uiPriority="68" w:semiHidden="0" w:name="Medium Grid 2"/>
-    <w:lsdException w:unhideWhenUsed="0" w:uiPriority="69" w:semiHidden="0" w:name="Medium Grid 3"/>
-    <w:lsdException w:unhideWhenUsed="0" w:uiPriority="70" w:semiHidden="0" w:name="Dark List"/>
+    <w:lsdException w:qFormat="1" w:unhideWhenUsed="0" w:uiPriority="62" w:semiHidden="0" w:name="Light Grid"/>
+    <w:lsdException w:qFormat="1" w:unhideWhenUsed="0" w:uiPriority="63" w:semiHidden="0" w:name="Medium Shading 1"/>
+    <w:lsdException w:qFormat="1" w:unhideWhenUsed="0" w:uiPriority="64" w:semiHidden="0" w:name="Medium Shading 2"/>
+    <w:lsdException w:qFormat="1" w:unhideWhenUsed="0" w:uiPriority="65" w:semiHidden="0" w:name="Medium List 1"/>
+    <w:lsdException w:qFormat="1" w:unhideWhenUsed="0" w:uiPriority="66" w:semiHidden="0" w:name="Medium List 2"/>
+    <w:lsdException w:qFormat="1" w:unhideWhenUsed="0" w:uiPriority="67" w:semiHidden="0" w:name="Medium Grid 1"/>
+    <w:lsdException w:qFormat="1" w:unhideWhenUsed="0" w:uiPriority="68" w:semiHidden="0" w:name="Medium Grid 2"/>
+    <w:lsdException w:qFormat="1" w:unhideWhenUsed="0" w:uiPriority="69" w:semiHidden="0" w:name="Medium Grid 3"/>
+    <w:lsdException w:qFormat="1" w:unhideWhenUsed="0" w:uiPriority="70" w:semiHidden="0" w:name="Dark List"/>
     <w:lsdException w:qFormat="1" w:unhideWhenUsed="0" w:uiPriority="71" w:semiHidden="0" w:name="Colorful Shading"/>
     <w:lsdException w:unhideWhenUsed="0" w:uiPriority="72" w:semiHidden="0" w:name="Colorful List"/>
     <w:lsdException w:qFormat="1" w:unhideWhenUsed="0" w:uiPriority="73" w:semiHidden="0" w:name="Colorful Grid"/>
-    <w:lsdException w:unhideWhenUsed="0" w:uiPriority="60" w:semiHidden="0" w:name="Light Shading Accent 1"/>
+    <w:lsdException w:qFormat="1" w:unhideWhenUsed="0" w:uiPriority="60" w:semiHidden="0" w:name="Light Shading Accent 1"/>
     <w:lsdException w:unhideWhenUsed="0" w:uiPriority="61" w:semiHidden="0" w:name="Light List Accent 1"/>
-    <w:lsdException w:unhideWhenUsed="0" w:uiPriority="62" w:semiHidden="0" w:name="Light Grid Accent 1"/>
-    <w:lsdException w:unhideWhenUsed="0" w:uiPriority="63" w:semiHidden="0" w:name="Medium Shading 1 Accent 1"/>
-    <w:lsdException w:unhideWhenUsed="0" w:uiPriority="64" w:semiHidden="0" w:name="Medium Shading 2 Accent 1"/>
-    <w:lsdException w:unhideWhenUsed="0" w:uiPriority="65" w:semiHidden="0" w:name="Medium List 1 Accent 1"/>
+    <w:lsdException w:qFormat="1" w:unhideWhenUsed="0" w:uiPriority="62" w:semiHidden="0" w:name="Light Grid Accent 1"/>
+    <w:lsdException w:qFormat="1" w:unhideWhenUsed="0" w:uiPriority="63" w:semiHidden="0" w:name="Medium Shading 1 Accent 1"/>
+    <w:lsdException w:qFormat="1" w:unhideWhenUsed="0" w:uiPriority="64" w:semiHidden="0" w:name="Medium Shading 2 Accent 1"/>
+    <w:lsdException w:qFormat="1" w:unhideWhenUsed="0" w:uiPriority="65" w:semiHidden="0" w:name="Medium List 1 Accent 1"/>
     <w:lsdException w:qFormat="1" w:unhideWhenUsed="0" w:uiPriority="34" w:semiHidden="0" w:name="List Paragraph"/>
     <w:lsdException w:qFormat="1" w:unhideWhenUsed="0" w:uiPriority="29" w:semiHidden="0" w:name="Quote"/>
     <w:lsdException w:qFormat="1" w:unhideWhenUsed="0" w:uiPriority="30" w:semiHidden="0" w:name="Intense Quote"/>
-    <w:lsdException w:unhideWhenUsed="0" w:uiPriority="66" w:semiHidden="0" w:name="Medium List 2 Accent 1"/>
-    <w:lsdException w:unhideWhenUsed="0" w:uiPriority="67" w:semiHidden="0" w:name="Medium Grid 1 Accent 1"/>
-    <w:lsdException w:unhideWhenUsed="0" w:uiPriority="68" w:semiHidden="0" w:name="Medium Grid 2 Accent 1"/>
+    <w:lsdException w:qFormat="1" w:unhideWhenUsed="0" w:uiPriority="66" w:semiHidden="0" w:name="Medium List 2 Accent 1"/>
+    <w:lsdException w:qFormat="1" w:unhideWhenUsed="0" w:uiPriority="67" w:semiHidden="0" w:name="Medium Grid 1 Accent 1"/>
+    <w:lsdException w:qFormat="1" w:unhideWhenUsed="0" w:uiPriority="68" w:semiHidden="0" w:name="Medium Grid 2 Accent 1"/>
     <w:lsdException w:qFormat="1" w:unhideWhenUsed="0" w:uiPriority="69" w:semiHidden="0" w:name="Medium Grid 3 Accent 1"/>
     <w:lsdException w:unhideWhenUsed="0" w:uiPriority="70" w:semiHidden="0" w:name="Dark List Accent 1"/>
     <w:lsdException w:unhideWhenUsed="0" w:uiPriority="71" w:semiHidden="0" w:name="Colorful Shading Accent 1"/>
     <w:lsdException w:unhideWhenUsed="0" w:uiPriority="72" w:semiHidden="0" w:name="Colorful List Accent 1"/>
-    <w:lsdException w:unhideWhenUsed="0" w:uiPriority="73" w:semiHidden="0" w:name="Colorful Grid Accent 1"/>
-    <w:lsdException w:unhideWhenUsed="0" w:uiPriority="60" w:semiHidden="0" w:name="Light Shading Accent 2"/>
+    <w:lsdException w:qFormat="1" w:unhideWhenUsed="0" w:uiPriority="73" w:semiHidden="0" w:name="Colorful Grid Accent 1"/>
+    <w:lsdException w:qFormat="1" w:unhideWhenUsed="0" w:uiPriority="60" w:semiHidden="0" w:name="Light Shading Accent 2"/>
     <w:lsdException w:unhideWhenUsed="0" w:uiPriority="61" w:semiHidden="0" w:name="Light List Accent 2"/>
-    <w:lsdException w:unhideWhenUsed="0" w:uiPriority="62" w:semiHidden="0" w:name="Light Grid Accent 2"/>
-    <w:lsdException w:unhideWhenUsed="0" w:uiPriority="63" w:semiHidden="0" w:name="Medium Shading 1 Accent 2"/>
+    <w:lsdException w:qFormat="1" w:unhideWhenUsed="0" w:uiPriority="62" w:semiHidden="0" w:name="Light Grid Accent 2"/>
+    <w:lsdException w:qFormat="1" w:unhideWhenUsed="0" w:uiPriority="63" w:semiHidden="0" w:name="Medium Shading 1 Accent 2"/>
     <w:lsdException w:qFormat="1" w:unhideWhenUsed="0" w:uiPriority="64" w:semiHidden="0" w:name="Medium Shading 2 Accent 2"/>
-    <w:lsdException w:unhideWhenUsed="0" w:uiPriority="65" w:semiHidden="0" w:name="Medium List 1 Accent 2"/>
-    <w:lsdException w:unhideWhenUsed="0" w:uiPriority="66" w:semiHidden="0" w:name="Medium List 2 Accent 2"/>
-    <w:lsdException w:unhideWhenUsed="0" w:uiPriority="67" w:semiHidden="0" w:name="Medium Grid 1 Accent 2"/>
-    <w:lsdException w:unhideWhenUsed="0" w:uiPriority="68" w:semiHidden="0" w:name="Medium Grid 2 Accent 2"/>
-    <w:lsdException w:unhideWhenUsed="0" w:uiPriority="69" w:semiHidden="0" w:name="Medium Grid 3 Accent 2"/>
+    <w:lsdException w:qFormat="1" w:unhideWhenUsed="0" w:uiPriority="65" w:semiHidden="0" w:name="Medium List 1 Accent 2"/>
+    <w:lsdException w:qFormat="1" w:unhideWhenUsed="0" w:uiPriority="66" w:semiHidden="0" w:name="Medium List 2 Accent 2"/>
+    <w:lsdException w:qFormat="1" w:unhideWhenUsed="0" w:uiPriority="67" w:semiHidden="0" w:name="Medium Grid 1 Accent 2"/>
+    <w:lsdException w:qFormat="1" w:unhideWhenUsed="0" w:uiPriority="68" w:semiHidden="0" w:name="Medium Grid 2 Accent 2"/>
+    <w:lsdException w:qFormat="1" w:unhideWhenUsed="0" w:uiPriority="69" w:semiHidden="0" w:name="Medium Grid 3 Accent 2"/>
     <w:lsdException w:qFormat="1" w:unhideWhenUsed="0" w:uiPriority="70" w:semiHidden="0" w:name="Dark List Accent 2"/>
-    <w:lsdException w:unhideWhenUsed="0" w:uiPriority="71" w:semiHidden="0" w:name="Colorful Shading Accent 2"/>
+    <w:lsdException w:qFormat="1" w:unhideWhenUsed="0" w:uiPriority="71" w:semiHidden="0" w:name="Colorful Shading Accent 2"/>
     <w:lsdException w:qFormat="1" w:unhideWhenUsed="0" w:uiPriority="72" w:semiHidden="0" w:name="Colorful List Accent 2"/>
     <w:lsdException w:qFormat="1" w:unhideWhenUsed="0" w:uiPriority="73" w:semiHidden="0" w:name="Colorful Grid Accent 2"/>
-    <w:lsdException w:unhideWhenUsed="0" w:uiPriority="60" w:semiHidden="0" w:name="Light Shading Accent 3"/>
+    <w:lsdException w:qFormat="1" w:unhideWhenUsed="0" w:uiPriority="60" w:semiHidden="0" w:name="Light Shading Accent 3"/>
     <w:lsdException w:unhideWhenUsed="0" w:uiPriority="61" w:semiHidden="0" w:name="Light List Accent 3"/>
     <w:lsdException w:unhideWhenUsed="0" w:uiPriority="62" w:semiHidden="0" w:name="Light Grid Accent 3"/>
     <w:lsdException w:qFormat="1" w:unhideWhenUsed="0" w:uiPriority="63" w:semiHidden="0" w:name="Medium Shading 1 Accent 3"/>
-    <w:lsdException w:unhideWhenUsed="0" w:uiPriority="64" w:semiHidden="0" w:name="Medium Shading 2 Accent 3"/>
-    <w:lsdException w:unhideWhenUsed="0" w:uiPriority="65" w:semiHidden="0" w:name="Medium List 1 Accent 3"/>
-    <w:lsdException w:unhideWhenUsed="0" w:uiPriority="66" w:semiHidden="0" w:name="Medium List 2 Accent 3"/>
-    <w:lsdException w:unhideWhenUsed="0" w:uiPriority="67" w:semiHidden="0" w:name="Medium Grid 1 Accent 3"/>
-    <w:lsdException w:unhideWhenUsed="0" w:uiPriority="68" w:semiHidden="0" w:name="Medium Grid 2 Accent 3"/>
-    <w:lsdException w:unhideWhenUsed="0" w:uiPriority="69" w:semiHidden="0" w:name="Medium Grid 3 Accent 3"/>
+    <w:lsdException w:qFormat="1" w:unhideWhenUsed="0" w:uiPriority="64" w:semiHidden="0" w:name="Medium Shading 2 Accent 3"/>
+    <w:lsdException w:qFormat="1" w:unhideWhenUsed="0" w:uiPriority="65" w:semiHidden="0" w:name="Medium List 1 Accent 3"/>
+    <w:lsdException w:qFormat="1" w:unhideWhenUsed="0" w:uiPriority="66" w:semiHidden="0" w:name="Medium List 2 Accent 3"/>
+    <w:lsdException w:qFormat="1" w:unhideWhenUsed="0" w:uiPriority="67" w:semiHidden="0" w:name="Medium Grid 1 Accent 3"/>
+    <w:lsdException w:qFormat="1" w:unhideWhenUsed="0" w:uiPriority="68" w:semiHidden="0" w:name="Medium Grid 2 Accent 3"/>
+    <w:lsdException w:qFormat="1" w:unhideWhenUsed="0" w:uiPriority="69" w:semiHidden="0" w:name="Medium Grid 3 Accent 3"/>
     <w:lsdException w:qFormat="1" w:unhideWhenUsed="0" w:uiPriority="70" w:semiHidden="0" w:name="Dark List Accent 3"/>
     <w:lsdException w:unhideWhenUsed="0" w:uiPriority="71" w:semiHidden="0" w:name="Colorful Shading Accent 3"/>
     <w:lsdException w:qFormat="1" w:unhideWhenUsed="0" w:uiPriority="72" w:semiHidden="0" w:name="Colorful List Accent 3"/>
-    <w:lsdException w:unhideWhenUsed="0" w:uiPriority="73" w:semiHidden="0" w:name="Colorful Grid Accent 3"/>
+    <w:lsdException w:qFormat="1" w:unhideWhenUsed="0" w:uiPriority="73" w:semiHidden="0" w:name="Colorful Grid Accent 3"/>
     <w:lsdException w:unhideWhenUsed="0" w:uiPriority="60" w:semiHidden="0" w:name="Light Shading Accent 4"/>
-    <w:lsdException w:unhideWhenUsed="0" w:uiPriority="61" w:semiHidden="0" w:name="Light List Accent 4"/>
-    <w:lsdException w:unhideWhenUsed="0" w:uiPriority="62" w:semiHidden="0" w:name="Light Grid Accent 4"/>
-    <w:lsdException w:unhideWhenUsed="0" w:uiPriority="63" w:semiHidden="0" w:name="Medium Shading 1 Accent 4"/>
+    <w:lsdException w:qFormat="1" w:unhideWhenUsed="0" w:uiPriority="61" w:semiHidden="0" w:name="Light List Accent 4"/>
+    <w:lsdException w:qFormat="1" w:unhideWhenUsed="0" w:uiPriority="62" w:semiHidden="0" w:name="Light Grid Accent 4"/>
+    <w:lsdException w:qFormat="1" w:unhideWhenUsed="0" w:uiPriority="63" w:semiHidden="0" w:name="Medium Shading 1 Accent 4"/>
     <w:lsdException w:qFormat="1" w:unhideWhenUsed="0" w:uiPriority="64" w:semiHidden="0" w:name="Medium Shading 2 Accent 4"/>
-    <w:lsdException w:unhideWhenUsed="0" w:uiPriority="65" w:semiHidden="0" w:name="Medium List 1 Accent 4"/>
+    <w:lsdException w:qFormat="1" w:unhideWhenUsed="0" w:uiPriority="65" w:semiHidden="0" w:name="Medium List 1 Accent 4"/>
     <w:lsdException w:qFormat="1" w:unhideWhenUsed="0" w:uiPriority="66" w:semiHidden="0" w:name="Medium List 2 Accent 4"/>
-    <w:lsdException w:unhideWhenUsed="0" w:uiPriority="67" w:semiHidden="0" w:name="Medium Grid 1 Accent 4"/>
-    <w:lsdException w:unhideWhenUsed="0" w:uiPriority="68" w:semiHidden="0" w:name="Medium Grid 2 Accent 4"/>
-    <w:lsdException w:unhideWhenUsed="0" w:uiPriority="69" w:semiHidden="0" w:name="Medium Grid 3 Accent 4"/>
-    <w:lsdException w:unhideWhenUsed="0" w:uiPriority="70" w:semiHidden="0" w:name="Dark List Accent 4"/>
-    <w:lsdException w:unhideWhenUsed="0" w:uiPriority="71" w:semiHidden="0" w:name="Colorful Shading Accent 4"/>
+    <w:lsdException w:qFormat="1" w:unhideWhenUsed="0" w:uiPriority="67" w:semiHidden="0" w:name="Medium Grid 1 Accent 4"/>
+    <w:lsdException w:qFormat="1" w:unhideWhenUsed="0" w:uiPriority="68" w:semiHidden="0" w:name="Medium Grid 2 Accent 4"/>
+    <w:lsdException w:qFormat="1" w:unhideWhenUsed="0" w:uiPriority="69" w:semiHidden="0" w:name="Medium Grid 3 Accent 4"/>
+    <w:lsdException w:qFormat="1" w:unhideWhenUsed="0" w:uiPriority="70" w:semiHidden="0" w:name="Dark List Accent 4"/>
+    <w:lsdException w:qFormat="1" w:unhideWhenUsed="0" w:uiPriority="71" w:semiHidden="0" w:name="Colorful Shading Accent 4"/>
     <w:lsdException w:unhideWhenUsed="0" w:uiPriority="72" w:semiHidden="0" w:name="Colorful List Accent 4"/>
     <w:lsdException w:qFormat="1" w:unhideWhenUsed="0" w:uiPriority="73" w:semiHidden="0" w:name="Colorful Grid Accent 4"/>
     <w:lsdException w:unhideWhenUsed="0" w:uiPriority="60" w:semiHidden="0" w:name="Light Shading Accent 5"/>
     <w:lsdException w:unhideWhenUsed="0" w:uiPriority="61" w:semiHidden="0" w:name="Light List Accent 5"/>
-    <w:lsdException w:unhideWhenUsed="0" w:uiPriority="62" w:semiHidden="0" w:name="Light Grid Accent 5"/>
-    <w:lsdException w:unhideWhenUsed="0" w:uiPriority="63" w:semiHidden="0" w:name="Medium Shading 1 Accent 5"/>
-    <w:lsdException w:unhideWhenUsed="0" w:uiPriority="64" w:semiHidden="0" w:name="Medium Shading 2 Accent 5"/>
-    <w:lsdException w:unhideWhenUsed="0" w:uiPriority="65" w:semiHidden="0" w:name="Medium List 1 Accent 5"/>
-    <w:lsdException w:unhideWhenUsed="0" w:uiPriority="66" w:semiHidden="0" w:name="Medium List 2 Accent 5"/>
+    <w:lsdException w:qFormat="1" w:unhideWhenUsed="0" w:uiPriority="62" w:semiHidden="0" w:name="Light Grid Accent 5"/>
+    <w:lsdException w:qFormat="1" w:unhideWhenUsed="0" w:uiPriority="63" w:semiHidden="0" w:name="Medium Shading 1 Accent 5"/>
+    <w:lsdException w:qFormat="1" w:unhideWhenUsed="0" w:uiPriority="64" w:semiHidden="0" w:name="Medium Shading 2 Accent 5"/>
+    <w:lsdException w:qFormat="1" w:unhideWhenUsed="0" w:uiPriority="65" w:semiHidden="0" w:name="Medium List 1 Accent 5"/>
+    <w:lsdException w:qFormat="1" w:unhideWhenUsed="0" w:uiPriority="66" w:semiHidden="0" w:name="Medium List 2 Accent 5"/>
     <w:lsdException w:unhideWhenUsed="0" w:uiPriority="67" w:semiHidden="0" w:name="Medium Grid 1 Accent 5"/>
     <w:lsdException w:qFormat="1" w:unhideWhenUsed="0" w:uiPriority="68" w:semiHidden="0" w:name="Medium Grid 2 Accent 5"/>
-    <w:lsdException w:unhideWhenUsed="0" w:uiPriority="69" w:semiHidden="0" w:name="Medium Grid 3 Accent 5"/>
-    <w:lsdException w:unhideWhenUsed="0" w:uiPriority="70" w:semiHidden="0" w:name="Dark List Accent 5"/>
-    <w:lsdException w:unhideWhenUsed="0" w:uiPriority="71" w:semiHidden="0" w:name="Colorful Shading Accent 5"/>
+    <w:lsdException w:qFormat="1" w:unhideWhenUsed="0" w:uiPriority="69" w:semiHidden="0" w:name="Medium Grid 3 Accent 5"/>
+    <w:lsdException w:qFormat="1" w:unhideWhenUsed="0" w:uiPriority="70" w:semiHidden="0" w:name="Dark List Accent 5"/>
+    <w:lsdException w:qFormat="1" w:unhideWhenUsed="0" w:uiPriority="71" w:semiHidden="0" w:name="Colorful Shading Accent 5"/>
     <w:lsdException w:unhideWhenUsed="0" w:uiPriority="72" w:semiHidden="0" w:name="Colorful List Accent 5"/>
     <w:lsdException w:unhideWhenUsed="0" w:uiPriority="73" w:semiHidden="0" w:name="Colorful Grid Accent 5"/>
     <w:lsdException w:unhideWhenUsed="0" w:uiPriority="60" w:semiHidden="0" w:name="Light Shading Accent 6"/>
-    <w:lsdException w:unhideWhenUsed="0" w:uiPriority="61" w:semiHidden="0" w:name="Light List Accent 6"/>
-    <w:lsdException w:unhideWhenUsed="0" w:uiPriority="62" w:semiHidden="0" w:name="Light Grid Accent 6"/>
-    <w:lsdException w:unhideWhenUsed="0" w:uiPriority="63" w:semiHidden="0" w:name="Medium Shading 1 Accent 6"/>
+    <w:lsdException w:qFormat="1" w:unhideWhenUsed="0" w:uiPriority="61" w:semiHidden="0" w:name="Light List Accent 6"/>
+    <w:lsdException w:qFormat="1" w:unhideWhenUsed="0" w:uiPriority="62" w:semiHidden="0" w:name="Light Grid Accent 6"/>
+    <w:lsdException w:qFormat="1" w:unhideWhenUsed="0" w:uiPriority="63" w:semiHidden="0" w:name="Medium Shading 1 Accent 6"/>
     <w:lsdException w:qFormat="1" w:unhideWhenUsed="0" w:uiPriority="64" w:semiHidden="0" w:name="Medium Shading 2 Accent 6"/>
-    <w:lsdException w:unhideWhenUsed="0" w:uiPriority="65" w:semiHidden="0" w:name="Medium List 1 Accent 6"/>
-    <w:lsdException w:unhideWhenUsed="0" w:uiPriority="66" w:semiHidden="0" w:name="Medium List 2 Accent 6"/>
-    <w:lsdException w:unhideWhenUsed="0" w:uiPriority="67" w:semiHidden="0" w:name="Medium Grid 1 Accent 6"/>
+    <w:lsdException w:qFormat="1" w:unhideWhenUsed="0" w:uiPriority="65" w:semiHidden="0" w:name="Medium List 1 Accent 6"/>
+    <w:lsdException w:qFormat="1" w:unhideWhenUsed="0" w:uiPriority="66" w:semiHidden="0" w:name="Medium List 2 Accent 6"/>
+    <w:lsdException w:qFormat="1" w:unhideWhenUsed="0" w:uiPriority="67" w:semiHidden="0" w:name="Medium Grid 1 Accent 6"/>
     <w:lsdException w:qFormat="1" w:unhideWhenUsed="0" w:uiPriority="68" w:semiHidden="0" w:name="Medium Grid 2 Accent 6"/>
-    <w:lsdException w:unhideWhenUsed="0" w:uiPriority="69" w:semiHidden="0" w:name="Medium Grid 3 Accent 6"/>
-    <w:lsdException w:unhideWhenUsed="0" w:uiPriority="70" w:semiHidden="0" w:name="Dark List Accent 6"/>
+    <w:lsdException w:qFormat="1" w:unhideWhenUsed="0" w:uiPriority="69" w:semiHidden="0" w:name="Medium Grid 3 Accent 6"/>
+    <w:lsdException w:qFormat="1" w:unhideWhenUsed="0" w:uiPriority="70" w:semiHidden="0" w:name="Dark List Accent 6"/>
     <w:lsdException w:unhideWhenUsed="0" w:uiPriority="71" w:semiHidden="0" w:name="Colorful Shading Accent 6"/>
     <w:lsdException w:qFormat="1" w:unhideWhenUsed="0" w:uiPriority="72" w:semiHidden="0" w:name="Colorful List Accent 6"/>
     <w:lsdException w:unhideWhenUsed="0" w:uiPriority="73" w:semiHidden="0" w:name="Colorful Grid Accent 6"/>
@@ -2791,6 +2948,7 @@
     <w:basedOn w:val="1"/>
     <w:link w:val="136"/>
     <w:unhideWhenUsed/>
+    <w:qFormat/>
     <w:uiPriority w:val="99"/>
     <w:pPr>
       <w:tabs>
@@ -2905,6 +3063,7 @@
   <w:style w:type="table" w:styleId="33">
     <w:name w:val="Table Grid"/>
     <w:basedOn w:val="32"/>
+    <w:qFormat/>
     <w:uiPriority w:val="59"/>
     <w:pPr>
       <w:spacing w:after="0" w:line="240" w:lineRule="auto"/>
@@ -2929,6 +3088,7 @@
   <w:style w:type="table" w:styleId="34">
     <w:name w:val="Light Shading"/>
     <w:basedOn w:val="32"/>
+    <w:qFormat/>
     <w:uiPriority w:val="60"/>
     <w:pPr>
       <w:spacing w:after="0" w:line="240" w:lineRule="auto"/>
@@ -3028,6 +3188,7 @@
   <w:style w:type="table" w:styleId="35">
     <w:name w:val="Light Shading Accent 1"/>
     <w:basedOn w:val="32"/>
+    <w:qFormat/>
     <w:uiPriority w:val="60"/>
     <w:pPr>
       <w:spacing w:after="0" w:line="240" w:lineRule="auto"/>
@@ -3127,6 +3288,7 @@
   <w:style w:type="table" w:styleId="36">
     <w:name w:val="Light Shading Accent 2"/>
     <w:basedOn w:val="32"/>
+    <w:qFormat/>
     <w:uiPriority w:val="60"/>
     <w:pPr>
       <w:spacing w:after="0" w:line="240" w:lineRule="auto"/>
@@ -3226,6 +3388,7 @@
   <w:style w:type="table" w:styleId="37">
     <w:name w:val="Light Shading Accent 3"/>
     <w:basedOn w:val="32"/>
+    <w:qFormat/>
     <w:uiPriority w:val="60"/>
     <w:pPr>
       <w:spacing w:after="0" w:line="240" w:lineRule="auto"/>
@@ -3994,6 +4157,7 @@
   <w:style w:type="table" w:styleId="45">
     <w:name w:val="Light List Accent 4"/>
     <w:basedOn w:val="32"/>
+    <w:qFormat/>
     <w:uiPriority w:val="61"/>
     <w:pPr>
       <w:spacing w:after="0" w:line="240" w:lineRule="auto"/>
@@ -4180,6 +4344,7 @@
   <w:style w:type="table" w:styleId="47">
     <w:name w:val="Light List Accent 6"/>
     <w:basedOn w:val="32"/>
+    <w:qFormat/>
     <w:uiPriority w:val="61"/>
     <w:pPr>
       <w:spacing w:after="0" w:line="240" w:lineRule="auto"/>
@@ -4273,6 +4438,7 @@
   <w:style w:type="table" w:styleId="48">
     <w:name w:val="Light Grid"/>
     <w:basedOn w:val="32"/>
+    <w:qFormat/>
     <w:uiPriority w:val="62"/>
     <w:pPr>
       <w:spacing w:after="0" w:line="240" w:lineRule="auto"/>
@@ -4399,6 +4565,7 @@
   <w:style w:type="table" w:styleId="49">
     <w:name w:val="Light Grid Accent 1"/>
     <w:basedOn w:val="32"/>
+    <w:qFormat/>
     <w:uiPriority w:val="62"/>
     <w:pPr>
       <w:spacing w:after="0" w:line="240" w:lineRule="auto"/>
@@ -4525,6 +4692,7 @@
   <w:style w:type="table" w:styleId="50">
     <w:name w:val="Light Grid Accent 2"/>
     <w:basedOn w:val="32"/>
+    <w:qFormat/>
     <w:uiPriority w:val="62"/>
     <w:pPr>
       <w:spacing w:after="0" w:line="240" w:lineRule="auto"/>
@@ -4777,6 +4945,7 @@
   <w:style w:type="table" w:styleId="52">
     <w:name w:val="Light Grid Accent 4"/>
     <w:basedOn w:val="32"/>
+    <w:qFormat/>
     <w:uiPriority w:val="62"/>
     <w:pPr>
       <w:spacing w:after="0" w:line="240" w:lineRule="auto"/>
@@ -4903,6 +5072,7 @@
   <w:style w:type="table" w:styleId="53">
     <w:name w:val="Light Grid Accent 5"/>
     <w:basedOn w:val="32"/>
+    <w:qFormat/>
     <w:uiPriority w:val="62"/>
     <w:pPr>
       <w:spacing w:after="0" w:line="240" w:lineRule="auto"/>
@@ -5029,6 +5199,7 @@
   <w:style w:type="table" w:styleId="54">
     <w:name w:val="Light Grid Accent 6"/>
     <w:basedOn w:val="32"/>
+    <w:qFormat/>
     <w:uiPriority w:val="62"/>
     <w:pPr>
       <w:spacing w:after="0" w:line="240" w:lineRule="auto"/>
@@ -5155,6 +5326,7 @@
   <w:style w:type="table" w:styleId="55">
     <w:name w:val="Medium Shading 1"/>
     <w:basedOn w:val="32"/>
+    <w:qFormat/>
     <w:uiPriority w:val="63"/>
     <w:pPr>
       <w:spacing w:after="0" w:line="240" w:lineRule="auto"/>
@@ -5262,6 +5434,7 @@
   <w:style w:type="table" w:styleId="56">
     <w:name w:val="Medium Shading 1 Accent 1"/>
     <w:basedOn w:val="32"/>
+    <w:qFormat/>
     <w:uiPriority w:val="63"/>
     <w:pPr>
       <w:spacing w:after="0" w:line="240" w:lineRule="auto"/>
@@ -5369,6 +5542,7 @@
   <w:style w:type="table" w:styleId="57">
     <w:name w:val="Medium Shading 1 Accent 2"/>
     <w:basedOn w:val="32"/>
+    <w:qFormat/>
     <w:uiPriority w:val="63"/>
     <w:pPr>
       <w:spacing w:after="0" w:line="240" w:lineRule="auto"/>
@@ -5584,6 +5758,7 @@
   <w:style w:type="table" w:styleId="59">
     <w:name w:val="Medium Shading 1 Accent 4"/>
     <w:basedOn w:val="32"/>
+    <w:qFormat/>
     <w:uiPriority w:val="63"/>
     <w:pPr>
       <w:spacing w:after="0" w:line="240" w:lineRule="auto"/>
@@ -5691,6 +5866,7 @@
   <w:style w:type="table" w:styleId="60">
     <w:name w:val="Medium Shading 1 Accent 5"/>
     <w:basedOn w:val="32"/>
+    <w:qFormat/>
     <w:uiPriority w:val="63"/>
     <w:pPr>
       <w:spacing w:after="0" w:line="240" w:lineRule="auto"/>
@@ -5798,6 +5974,7 @@
   <w:style w:type="table" w:styleId="61">
     <w:name w:val="Medium Shading 1 Accent 6"/>
     <w:basedOn w:val="32"/>
+    <w:qFormat/>
     <w:uiPriority w:val="63"/>
     <w:pPr>
       <w:spacing w:after="0" w:line="240" w:lineRule="auto"/>
@@ -5905,6 +6082,7 @@
   <w:style w:type="table" w:styleId="62">
     <w:name w:val="Medium Shading 2"/>
     <w:basedOn w:val="32"/>
+    <w:qFormat/>
     <w:uiPriority w:val="64"/>
     <w:pPr>
       <w:spacing w:after="0" w:line="240" w:lineRule="auto"/>
@@ -6070,6 +6248,7 @@
   <w:style w:type="table" w:styleId="63">
     <w:name w:val="Medium Shading 2 Accent 1"/>
     <w:basedOn w:val="32"/>
+    <w:qFormat/>
     <w:uiPriority w:val="64"/>
     <w:pPr>
       <w:spacing w:after="0" w:line="240" w:lineRule="auto"/>
@@ -6401,6 +6580,7 @@
   <w:style w:type="table" w:styleId="65">
     <w:name w:val="Medium Shading 2 Accent 3"/>
     <w:basedOn w:val="32"/>
+    <w:qFormat/>
     <w:uiPriority w:val="64"/>
     <w:pPr>
       <w:spacing w:after="0" w:line="240" w:lineRule="auto"/>
@@ -6732,6 +6912,7 @@
   <w:style w:type="table" w:styleId="67">
     <w:name w:val="Medium Shading 2 Accent 5"/>
     <w:basedOn w:val="32"/>
+    <w:qFormat/>
     <w:uiPriority w:val="64"/>
     <w:pPr>
       <w:spacing w:after="0" w:line="240" w:lineRule="auto"/>
@@ -7063,6 +7244,7 @@
   <w:style w:type="table" w:styleId="69">
     <w:name w:val="Medium List 1"/>
     <w:basedOn w:val="32"/>
+    <w:qFormat/>
     <w:uiPriority w:val="65"/>
     <w:pPr>
       <w:spacing w:after="0" w:line="240" w:lineRule="auto"/>
@@ -7153,6 +7335,7 @@
   <w:style w:type="table" w:styleId="70">
     <w:name w:val="Medium List 1 Accent 1"/>
     <w:basedOn w:val="32"/>
+    <w:qFormat/>
     <w:uiPriority w:val="65"/>
     <w:pPr>
       <w:spacing w:after="0" w:line="240" w:lineRule="auto"/>
@@ -7243,6 +7426,7 @@
   <w:style w:type="table" w:styleId="71">
     <w:name w:val="Medium List 1 Accent 2"/>
     <w:basedOn w:val="32"/>
+    <w:qFormat/>
     <w:uiPriority w:val="65"/>
     <w:pPr>
       <w:spacing w:after="0" w:line="240" w:lineRule="auto"/>
@@ -7333,6 +7517,7 @@
   <w:style w:type="table" w:styleId="72">
     <w:name w:val="Medium List 1 Accent 3"/>
     <w:basedOn w:val="32"/>
+    <w:qFormat/>
     <w:uiPriority w:val="65"/>
     <w:pPr>
       <w:spacing w:after="0" w:line="240" w:lineRule="auto"/>
@@ -7423,6 +7608,7 @@
   <w:style w:type="table" w:styleId="73">
     <w:name w:val="Medium List 1 Accent 4"/>
     <w:basedOn w:val="32"/>
+    <w:qFormat/>
     <w:uiPriority w:val="65"/>
     <w:pPr>
       <w:spacing w:after="0" w:line="240" w:lineRule="auto"/>
@@ -7513,6 +7699,7 @@
   <w:style w:type="table" w:styleId="74">
     <w:name w:val="Medium List 1 Accent 5"/>
     <w:basedOn w:val="32"/>
+    <w:qFormat/>
     <w:uiPriority w:val="65"/>
     <w:pPr>
       <w:spacing w:after="0" w:line="240" w:lineRule="auto"/>
@@ -7603,6 +7790,7 @@
   <w:style w:type="table" w:styleId="75">
     <w:name w:val="Medium List 1 Accent 6"/>
     <w:basedOn w:val="32"/>
+    <w:qFormat/>
     <w:uiPriority w:val="65"/>
     <w:pPr>
       <w:spacing w:after="0" w:line="240" w:lineRule="auto"/>
@@ -7693,6 +7881,7 @@
   <w:style w:type="table" w:styleId="76">
     <w:name w:val="Medium List 2"/>
     <w:basedOn w:val="32"/>
+    <w:qFormat/>
     <w:uiPriority w:val="66"/>
     <w:pPr>
       <w:spacing w:after="0" w:line="240" w:lineRule="auto"/>
@@ -7822,6 +8011,7 @@
   <w:style w:type="table" w:styleId="77">
     <w:name w:val="Medium List 2 Accent 1"/>
     <w:basedOn w:val="32"/>
+    <w:qFormat/>
     <w:uiPriority w:val="66"/>
     <w:pPr>
       <w:spacing w:after="0" w:line="240" w:lineRule="auto"/>
@@ -7951,6 +8141,7 @@
   <w:style w:type="table" w:styleId="78">
     <w:name w:val="Medium List 2 Accent 2"/>
     <w:basedOn w:val="32"/>
+    <w:qFormat/>
     <w:uiPriority w:val="66"/>
     <w:pPr>
       <w:spacing w:after="0" w:line="240" w:lineRule="auto"/>
@@ -8080,6 +8271,7 @@
   <w:style w:type="table" w:styleId="79">
     <w:name w:val="Medium List 2 Accent 3"/>
     <w:basedOn w:val="32"/>
+    <w:qFormat/>
     <w:uiPriority w:val="66"/>
     <w:pPr>
       <w:spacing w:after="0" w:line="240" w:lineRule="auto"/>
@@ -8339,6 +8531,7 @@
   <w:style w:type="table" w:styleId="81">
     <w:name w:val="Medium List 2 Accent 5"/>
     <w:basedOn w:val="32"/>
+    <w:qFormat/>
     <w:uiPriority w:val="66"/>
     <w:pPr>
       <w:spacing w:after="0" w:line="240" w:lineRule="auto"/>
@@ -8468,6 +8661,7 @@
   <w:style w:type="table" w:styleId="82">
     <w:name w:val="Medium List 2 Accent 6"/>
     <w:basedOn w:val="32"/>
+    <w:qFormat/>
     <w:uiPriority w:val="66"/>
     <w:pPr>
       <w:spacing w:after="0" w:line="240" w:lineRule="auto"/>
@@ -8597,6 +8791,7 @@
   <w:style w:type="table" w:styleId="83">
     <w:name w:val="Medium Grid 1"/>
     <w:basedOn w:val="32"/>
+    <w:qFormat/>
     <w:uiPriority w:val="67"/>
     <w:pPr>
       <w:spacing w:after="0" w:line="240" w:lineRule="auto"/>
@@ -8666,6 +8861,7 @@
   <w:style w:type="table" w:styleId="84">
     <w:name w:val="Medium Grid 1 Accent 1"/>
     <w:basedOn w:val="32"/>
+    <w:qFormat/>
     <w:uiPriority w:val="67"/>
     <w:pPr>
       <w:spacing w:after="0" w:line="240" w:lineRule="auto"/>
@@ -8735,6 +8931,7 @@
   <w:style w:type="table" w:styleId="85">
     <w:name w:val="Medium Grid 1 Accent 2"/>
     <w:basedOn w:val="32"/>
+    <w:qFormat/>
     <w:uiPriority w:val="67"/>
     <w:pPr>
       <w:spacing w:after="0" w:line="240" w:lineRule="auto"/>
@@ -8804,6 +9001,7 @@
   <w:style w:type="table" w:styleId="86">
     <w:name w:val="Medium Grid 1 Accent 3"/>
     <w:basedOn w:val="32"/>
+    <w:qFormat/>
     <w:uiPriority w:val="67"/>
     <w:pPr>
       <w:spacing w:after="0" w:line="240" w:lineRule="auto"/>
@@ -8873,6 +9071,7 @@
   <w:style w:type="table" w:styleId="87">
     <w:name w:val="Medium Grid 1 Accent 4"/>
     <w:basedOn w:val="32"/>
+    <w:qFormat/>
     <w:uiPriority w:val="67"/>
     <w:pPr>
       <w:spacing w:after="0" w:line="240" w:lineRule="auto"/>
@@ -9011,6 +9210,7 @@
   <w:style w:type="table" w:styleId="89">
     <w:name w:val="Medium Grid 1 Accent 6"/>
     <w:basedOn w:val="32"/>
+    <w:qFormat/>
     <w:uiPriority w:val="67"/>
     <w:pPr>
       <w:spacing w:after="0" w:line="240" w:lineRule="auto"/>
@@ -9080,6 +9280,7 @@
   <w:style w:type="table" w:styleId="90">
     <w:name w:val="Medium Grid 2"/>
     <w:basedOn w:val="32"/>
+    <w:qFormat/>
     <w:uiPriority w:val="68"/>
     <w:pPr>
       <w:spacing w:after="0" w:line="240" w:lineRule="auto"/>
@@ -9226,6 +9427,7 @@
   <w:style w:type="table" w:styleId="91">
     <w:name w:val="Medium Grid 2 Accent 1"/>
     <w:basedOn w:val="32"/>
+    <w:qFormat/>
     <w:uiPriority w:val="68"/>
     <w:pPr>
       <w:spacing w:after="0" w:line="240" w:lineRule="auto"/>
@@ -9372,6 +9574,7 @@
   <w:style w:type="table" w:styleId="92">
     <w:name w:val="Medium Grid 2 Accent 2"/>
     <w:basedOn w:val="32"/>
+    <w:qFormat/>
     <w:uiPriority w:val="68"/>
     <w:pPr>
       <w:spacing w:after="0" w:line="240" w:lineRule="auto"/>
@@ -9518,6 +9721,7 @@
   <w:style w:type="table" w:styleId="93">
     <w:name w:val="Medium Grid 2 Accent 3"/>
     <w:basedOn w:val="32"/>
+    <w:qFormat/>
     <w:uiPriority w:val="68"/>
     <w:pPr>
       <w:spacing w:after="0" w:line="240" w:lineRule="auto"/>
@@ -9664,6 +9868,7 @@
   <w:style w:type="table" w:styleId="94">
     <w:name w:val="Medium Grid 2 Accent 4"/>
     <w:basedOn w:val="32"/>
+    <w:qFormat/>
     <w:uiPriority w:val="68"/>
     <w:pPr>
       <w:spacing w:after="0" w:line="240" w:lineRule="auto"/>
@@ -10104,6 +10309,7 @@
   <w:style w:type="table" w:styleId="97">
     <w:name w:val="Medium Grid 3"/>
     <w:basedOn w:val="32"/>
+    <w:qFormat/>
     <w:uiPriority w:val="69"/>
     <w:pPr>
       <w:spacing w:after="0" w:line="240" w:lineRule="auto"/>
@@ -10419,6 +10625,7 @@
   <w:style w:type="table" w:styleId="99">
     <w:name w:val="Medium Grid 3 Accent 2"/>
     <w:basedOn w:val="32"/>
+    <w:qFormat/>
     <w:uiPriority w:val="69"/>
     <w:pPr>
       <w:spacing w:after="0" w:line="240" w:lineRule="auto"/>
@@ -10576,6 +10783,7 @@
   <w:style w:type="table" w:styleId="100">
     <w:name w:val="Medium Grid 3 Accent 3"/>
     <w:basedOn w:val="32"/>
+    <w:qFormat/>
     <w:uiPriority w:val="69"/>
     <w:pPr>
       <w:spacing w:after="0" w:line="240" w:lineRule="auto"/>
@@ -10733,6 +10941,7 @@
   <w:style w:type="table" w:styleId="101">
     <w:name w:val="Medium Grid 3 Accent 4"/>
     <w:basedOn w:val="32"/>
+    <w:qFormat/>
     <w:uiPriority w:val="69"/>
     <w:pPr>
       <w:spacing w:after="0" w:line="240" w:lineRule="auto"/>
@@ -10890,6 +11099,7 @@
   <w:style w:type="table" w:styleId="102">
     <w:name w:val="Medium Grid 3 Accent 5"/>
     <w:basedOn w:val="32"/>
+    <w:qFormat/>
     <w:uiPriority w:val="69"/>
     <w:pPr>
       <w:spacing w:after="0" w:line="240" w:lineRule="auto"/>
@@ -11047,6 +11257,7 @@
   <w:style w:type="table" w:styleId="103">
     <w:name w:val="Medium Grid 3 Accent 6"/>
     <w:basedOn w:val="32"/>
+    <w:qFormat/>
     <w:uiPriority w:val="69"/>
     <w:pPr>
       <w:spacing w:after="0" w:line="240" w:lineRule="auto"/>
@@ -11204,6 +11415,7 @@
   <w:style w:type="table" w:styleId="104">
     <w:name w:val="Dark List"/>
     <w:basedOn w:val="32"/>
+    <w:qFormat/>
     <w:uiPriority w:val="70"/>
     <w:pPr>
       <w:spacing w:after="0" w:line="240" w:lineRule="auto"/>
@@ -11666,6 +11878,7 @@
   <w:style w:type="table" w:styleId="108">
     <w:name w:val="Dark List Accent 4"/>
     <w:basedOn w:val="32"/>
+    <w:qFormat/>
     <w:uiPriority w:val="70"/>
     <w:pPr>
       <w:spacing w:after="0" w:line="240" w:lineRule="auto"/>
@@ -11781,6 +11994,7 @@
   <w:style w:type="table" w:styleId="109">
     <w:name w:val="Dark List Accent 5"/>
     <w:basedOn w:val="32"/>
+    <w:qFormat/>
     <w:uiPriority w:val="70"/>
     <w:pPr>
       <w:spacing w:after="0" w:line="240" w:lineRule="auto"/>
@@ -11896,6 +12110,7 @@
   <w:style w:type="table" w:styleId="110">
     <w:name w:val="Dark List Accent 6"/>
     <w:basedOn w:val="32"/>
+    <w:qFormat/>
     <w:uiPriority w:val="70"/>
     <w:pPr>
       <w:spacing w:after="0" w:line="240" w:lineRule="auto"/>
@@ -12308,6 +12523,7 @@
   <w:style w:type="table" w:styleId="113">
     <w:name w:val="Colorful Shading Accent 2"/>
     <w:basedOn w:val="32"/>
+    <w:qFormat/>
     <w:uiPriority w:val="71"/>
     <w:pPr>
       <w:spacing w:after="0" w:line="240" w:lineRule="auto"/>
@@ -12584,6 +12800,7 @@
   <w:style w:type="table" w:styleId="115">
     <w:name w:val="Colorful Shading Accent 4"/>
     <w:basedOn w:val="32"/>
+    <w:qFormat/>
     <w:uiPriority w:val="71"/>
     <w:pPr>
       <w:spacing w:after="0" w:line="240" w:lineRule="auto"/>
@@ -12732,6 +12949,7 @@
   <w:style w:type="table" w:styleId="116">
     <w:name w:val="Colorful Shading Accent 5"/>
     <w:basedOn w:val="32"/>
+    <w:qFormat/>
     <w:uiPriority w:val="71"/>
     <w:pPr>
       <w:spacing w:after="0" w:line="240" w:lineRule="auto"/>
@@ -13772,6 +13990,7 @@
   <w:style w:type="table" w:styleId="126">
     <w:name w:val="Colorful Grid Accent 1"/>
     <w:basedOn w:val="32"/>
+    <w:qFormat/>
     <w:uiPriority w:val="73"/>
     <w:pPr>
       <w:spacing w:after="0" w:line="240" w:lineRule="auto"/>
@@ -13965,6 +14184,7 @@
   <w:style w:type="table" w:styleId="128">
     <w:name w:val="Colorful Grid Accent 3"/>
     <w:basedOn w:val="32"/>
+    <w:qFormat/>
     <w:uiPriority w:val="73"/>
     <w:pPr>
       <w:spacing w:after="0" w:line="240" w:lineRule="auto"/>
@@ -14411,6 +14631,7 @@
     <w:name w:val="Heading 2 Char"/>
     <w:basedOn w:val="132"/>
     <w:link w:val="4"/>
+    <w:qFormat/>
     <w:uiPriority w:val="9"/>
     <w:rPr>
       <w:rFonts w:asciiTheme="majorHAnsi" w:hAnsiTheme="majorHAnsi" w:eastAsiaTheme="majorEastAsia" w:cstheme="majorBidi"/>
@@ -14461,6 +14682,7 @@
     <w:name w:val="Subtitle Char"/>
     <w:basedOn w:val="132"/>
     <w:link w:val="26"/>
+    <w:qFormat/>
     <w:uiPriority w:val="11"/>
     <w:rPr>
       <w:rFonts w:asciiTheme="majorHAnsi" w:hAnsiTheme="majorHAnsi" w:eastAsiaTheme="majorEastAsia" w:cstheme="majorBidi"/>
